--- a/Confluence/uc_metadata_rationale.docx
+++ b/Confluence/uc_metadata_rationale.docx
@@ -1418,7 +1418,7 @@
                 <w:sz w:val="20"/>
                 <w:szCs w:val="20"/>
               </w:rPr>
-              <w:t xml:space="preserve">layer, capability, archetype, status, shape</w:t>
+              <w:t xml:space="preserve">capability, archetype, status, shape</w:t>
             </w:r>
           </w:p>
         </w:tc>
@@ -1944,21 +1944,6 @@
           <w:szCs w:val="18"/>
         </w:rPr>
         <w:t xml:space="preserve">ALTER TABLE risk_warehouse.products.collateral_position SET TAGS (</w:t>
-      </w:r>
-    </w:p>
-    <w:p>
-      <w:pPr>
-        <w:shd w:fill="F2F2F2" w:val="clear"/>
-        <w:spacing w:after="60" w:before="60"/>
-      </w:pPr>
-      <w:r>
-        <w:rPr>
-          <w:rFonts w:ascii="Consolas" w:cs="Consolas" w:eastAsia="Consolas" w:hAnsi="Consolas"/>
-          <w:color w:val="1F4E78"/>
-          <w:sz w:val="18"/>
-          <w:szCs w:val="18"/>
-        </w:rPr>
-        <w:t xml:space="preserve">  'layer'              = 'products',</w:t>
       </w:r>
     </w:p>
     <w:p>

--- a/Confluence/uc_metadata_rationale.docx
+++ b/Confluence/uc_metadata_rationale.docx
@@ -2168,7 +2168,7 @@
           <w:sz w:val="18"/>
           <w:szCs w:val="18"/>
         </w:rPr>
-        <w:t xml:space="preserve">  'grain'              = 'counterparty+date+currency',</w:t>
+        <w:t xml:space="preserve">  'contract.grain'     = 'counterparty+date+currency',</w:t>
       </w:r>
     </w:p>
     <w:p>
